--- a/templates/presupuesto.docx
+++ b/templates/presupuesto.docx
@@ -1498,7 +1498,7 @@
                 <wp:lineTo x="3586" y="0"/>
               </wp:wrapPolygon>
             </wp:wrapThrough>
-            <wp:docPr id="1213583533" name="Gráfico 1"/>
+            <wp:docPr id="1213583533" name="firma"/>
             <wp:cNvGraphicFramePr>
               <a:graphicFrameLocks xmlns:a="http://schemas.openxmlformats.org/drawingml/2006/main" noChangeAspect="1"/>
             </wp:cNvGraphicFramePr>
